--- a/블로그글작성/판례/대기_대법원_시리즈/판례_대법원2005다53705_사양서를안줬다는이유만으로설치계약을해제할수는없습니다.docx
+++ b/블로그글작성/판례/대기_대법원_시리즈/판례_대법원2005다53705_사양서를안줬다는이유만으로설치계약을해제할수는없습니다.docx
@@ -599,6 +599,13 @@
           <w:rFonts w:ascii="맑은 고딕" w:hAnsi="맑은 고딕" w:eastAsia="맑은 고딕" w:cs="맑은 고딕"/>
           <w:color w:val="000000"/>
         </w:rPr>
+        <w:br/>
+      </w:r>
+      <w:r>
+        <w:rPr>
+          <w:rFonts w:ascii="맑은 고딕" w:hAnsi="맑은 고딕" w:eastAsia="맑은 고딕" w:cs="맑은 고딕"/>
+          <w:color w:val="000000"/>
+        </w:rPr>
         <w:t>② 원고는 2004. 1. 말경 피고의 공장에 도장부스를 설치하였는데, 그 일부는 중고품이었고 거래명세표에도 ‘중품’이라는 표시가 되어 있었다.</w:t>
       </w:r>
       <w:r>
@@ -613,6 +620,13 @@
           <w:rFonts w:ascii="맑은 고딕" w:hAnsi="맑은 고딕" w:eastAsia="맑은 고딕" w:cs="맑은 고딕"/>
           <w:color w:val="000000"/>
         </w:rPr>
+        <w:br/>
+      </w:r>
+      <w:r>
+        <w:rPr>
+          <w:rFonts w:ascii="맑은 고딕" w:hAnsi="맑은 고딕" w:eastAsia="맑은 고딕" w:cs="맑은 고딕"/>
+          <w:color w:val="000000"/>
+        </w:rPr>
         <w:t>③ 이 사건 도장부스를 가동하려면 대기환경보전법에서 정한 배출시설 설치신고를 하여야 하는데, 피고는 신고를 하지 않은 상태에서 도장부스를 가동하다가 2004. 3. 25. 적발되어 사용중지명령과 벌금 100만 원의 약식명령을 받았다.</w:t>
       </w:r>
       <w:r>
@@ -627,6 +641,13 @@
           <w:rFonts w:ascii="맑은 고딕" w:hAnsi="맑은 고딕" w:eastAsia="맑은 고딕" w:cs="맑은 고딕"/>
           <w:color w:val="000000"/>
         </w:rPr>
+        <w:br/>
+      </w:r>
+      <w:r>
+        <w:rPr>
+          <w:rFonts w:ascii="맑은 고딕" w:hAnsi="맑은 고딕" w:eastAsia="맑은 고딕" w:cs="맑은 고딕"/>
+          <w:color w:val="000000"/>
+        </w:rPr>
         <w:t>④ 피고는 2004. 4. 22.과 2004. 5. 4. 두 차례 내용증명우편으로 사양서 등 신고에 필요한 서류의 교부를 최고하고, 2주 내에 교부하지 않으면 계약을 해제하겠다고 통지하였다.</w:t>
       </w:r>
       <w:r>
@@ -641,7 +662,21 @@
           <w:rFonts w:ascii="맑은 고딕" w:hAnsi="맑은 고딕" w:eastAsia="맑은 고딕" w:cs="맑은 고딕"/>
           <w:color w:val="000000"/>
         </w:rPr>
+        <w:br/>
+      </w:r>
+      <w:r>
+        <w:rPr>
+          <w:rFonts w:ascii="맑은 고딕" w:hAnsi="맑은 고딕" w:eastAsia="맑은 고딕" w:cs="맑은 고딕"/>
+          <w:color w:val="000000"/>
+        </w:rPr>
         <w:t>⑤ 이 사건 계약서에는 신고 서류의 교부에 관한 내용이 전혀 없고, 오히려 특약사항에 ‘환경인허가비 별도’라고 명시되어 있었다.</w:t>
+      </w:r>
+      <w:r>
+        <w:rPr>
+          <w:rFonts w:ascii="맑은 고딕" w:hAnsi="맑은 고딕" w:eastAsia="맑은 고딕" w:cs="맑은 고딕"/>
+          <w:color w:val="000000"/>
+        </w:rPr>
+        <w:br/>
       </w:r>
       <w:r>
         <w:rPr>
@@ -694,6 +729,7 @@
         <w:rPr>
           <w:rFonts w:ascii="맑은 고딕" w:hAnsi="맑은 고딕" w:eastAsia="맑은 고딕" w:cs="맑은 고딕"/>
           <w:color w:val="000000"/>
+          <w:u w:val="single"/>
         </w:rPr>
         <w:t>이 사건의 쟁점은, 대기환경보전법상의 배출시설 설치신고에 필요한 사양서 등 서류의 교부의무가 배출시설 설치계약에서 설치업자의 주된 채무인지 부수적 채무인지 여부와, 그 불이행을 사유로 한 계약해제가 효력이 있는지 여부이다.</w:t>
       </w:r>
@@ -749,6 +785,13 @@
           <w:rFonts w:ascii="맑은 고딕" w:hAnsi="맑은 고딕" w:eastAsia="맑은 고딕" w:cs="맑은 고딕"/>
           <w:color w:val="000000"/>
         </w:rPr>
+        <w:br/>
+      </w:r>
+      <w:r>
+        <w:rPr>
+          <w:rFonts w:ascii="맑은 고딕" w:hAnsi="맑은 고딕" w:eastAsia="맑은 고딕" w:cs="맑은 고딕"/>
+          <w:color w:val="000000"/>
+        </w:rPr>
         <w:t>② 대법원의 판단 원고에게 사양서 등의 서류를 교부할 의무가 있다고 하더라도, 그러한 의무가 주된 의무라는 원심의 판단은 다음과 같은 이유에서 수긍하기 어렵다.</w:t>
       </w:r>
       <w:r>
@@ -763,6 +806,15 @@
           <w:rFonts w:ascii="맑은 고딕" w:hAnsi="맑은 고딕" w:eastAsia="맑은 고딕" w:cs="맑은 고딕"/>
           <w:color w:val="000000"/>
         </w:rPr>
+        <w:br/>
+      </w:r>
+      <w:r>
+        <w:rPr>
+          <w:rFonts w:ascii="맑은 고딕" w:hAnsi="맑은 고딕" w:eastAsia="맑은 고딕" w:cs="맑은 고딕"/>
+          <w:b/>
+          <w:color w:val="000000"/>
+          <w:u w:val="single"/>
+        </w:rPr>
         <w:t>③ 민법 제544조에 의하여 채무불이행을 이유로 계약을 해제하려면, 당해 채무가 계약의 목적 달성에 있어 필요불가결하고 이를 이행하지 아니하면 계약의 목적이 달성되지 아니하여 채권자가 그 계약을 체결하지 아니하였을 것이라고 여겨질 정도의 주된 채무이어야 하고, 그렇지 아니한 부수적 채무를 불이행한 데에 지나지 아니한 경우에는 계약을 해제할 수 없다.</w:t>
       </w:r>
       <w:r>
@@ -777,6 +829,15 @@
           <w:rFonts w:ascii="맑은 고딕" w:hAnsi="맑은 고딕" w:eastAsia="맑은 고딕" w:cs="맑은 고딕"/>
           <w:color w:val="000000"/>
         </w:rPr>
+        <w:br/>
+      </w:r>
+      <w:r>
+        <w:rPr>
+          <w:rFonts w:ascii="맑은 고딕" w:hAnsi="맑은 고딕" w:eastAsia="맑은 고딕" w:cs="맑은 고딕"/>
+          <w:b/>
+          <w:color w:val="000000"/>
+          <w:u w:val="single"/>
+        </w:rPr>
         <w:t>④ 계약상의 의무 가운데 주된 채무와 부수적 채무를 구별함에 있어서는 급부의 독립된 가치와는 관계없이 계약을 체결할 때 표명되었거나 그 당시 상황으로 보아 분명하게 객관적으로 나타난 당사자의 합리적 의사에 의하여 결정하되, 계약의 내용·목적·불이행의 결과 등의 여러 사정을 고려하여야 한다.</w:t>
       </w:r>
       <w:r>
@@ -791,6 +852,13 @@
           <w:rFonts w:ascii="맑은 고딕" w:hAnsi="맑은 고딕" w:eastAsia="맑은 고딕" w:cs="맑은 고딕"/>
           <w:color w:val="000000"/>
         </w:rPr>
+        <w:br/>
+      </w:r>
+      <w:r>
+        <w:rPr>
+          <w:rFonts w:ascii="맑은 고딕" w:hAnsi="맑은 고딕" w:eastAsia="맑은 고딕" w:cs="맑은 고딕"/>
+          <w:color w:val="000000"/>
+        </w:rPr>
         <w:t>⑤ 이 사건 계약서에는 설치신고에 필요한 서류의 교부에 관한 내용이 전혀 없고 오히려 ‘환경인허가비 별도’라고 명시되어 있으며, 설치된 도장부스의 일부가 중고품이고, 피고가 잔금 지급을 요구받기 전까지 서류 교부를 요구하였다고 볼 자료도 없으므로, 이 사건 계약에서 사양서 등의 서류를 제공할 의무를 주된 의무로 삼지 아니한 것으로 보인다.</w:t>
       </w:r>
       <w:r>
@@ -805,6 +873,13 @@
           <w:rFonts w:ascii="맑은 고딕" w:hAnsi="맑은 고딕" w:eastAsia="맑은 고딕" w:cs="맑은 고딕"/>
           <w:color w:val="000000"/>
         </w:rPr>
+        <w:br/>
+      </w:r>
+      <w:r>
+        <w:rPr>
+          <w:rFonts w:ascii="맑은 고딕" w:hAnsi="맑은 고딕" w:eastAsia="맑은 고딕" w:cs="맑은 고딕"/>
+          <w:color w:val="000000"/>
+        </w:rPr>
         <w:t>⑥ 또한 대기환경보전법령상 배출시설 설치신고에 필요한 첨부서류는 배출시설 및 방지시설의 설치내역서, 방지시설의 일반도, 방지시설의 연간 유지관리계획서 등이므로, 도장부스가 고도의 정밀성을 요하고 복잡한 제품이라는 등의 특별한 사정이 없는 한 피고가 스스로 또는 다른 전문가의 도움을 받아 작성하여 첨부할 수 있는 서류들로 보인다.</w:t>
       </w:r>
       <w:r>
@@ -819,6 +894,15 @@
           <w:rFonts w:ascii="맑은 고딕" w:hAnsi="맑은 고딕" w:eastAsia="맑은 고딕" w:cs="맑은 고딕"/>
           <w:color w:val="000000"/>
         </w:rPr>
+        <w:br/>
+      </w:r>
+      <w:r>
+        <w:rPr>
+          <w:rFonts w:ascii="맑은 고딕" w:hAnsi="맑은 고딕" w:eastAsia="맑은 고딕" w:cs="맑은 고딕"/>
+          <w:b/>
+          <w:color w:val="000000"/>
+          <w:u w:val="single"/>
+        </w:rPr>
         <w:t>⑦ 실제로 다른 업체들도 도장부스의 구체적인 세부사양서가 없어도 실물을 조사하여 배출시설 설치신고를 할 수 있다고 확인하고 있고, 계약서에 도장부스의 규격이 표시되어 있으며 도장부스 자체에도 제원이 어느 정도 기재되어 있다.</w:t>
       </w:r>
       <w:r>
@@ -832,6 +916,15 @@
         <w:rPr>
           <w:rFonts w:ascii="맑은 고딕" w:hAnsi="맑은 고딕" w:eastAsia="맑은 고딕" w:cs="맑은 고딕"/>
           <w:color w:val="000000"/>
+        </w:rPr>
+        <w:br/>
+      </w:r>
+      <w:r>
+        <w:rPr>
+          <w:rFonts w:ascii="맑은 고딕" w:hAnsi="맑은 고딕" w:eastAsia="맑은 고딕" w:cs="맑은 고딕"/>
+          <w:b/>
+          <w:color w:val="000000"/>
+          <w:u w:val="single"/>
         </w:rPr>
         <w:t>⑧ 그렇다면 사양서 등의 서류 교부의무는 계약의 목적 달성에 필요불가결한 정도에는 이르지 아니하는데도, 원심은 그 특별한 사정을 조사하지 아니한 채 계약해제 주장을 받아들였으니 배출시설 설치신고의 첨부서류 내지 계약해제에 관한 법리를 오해한 위법이 있다.</w:t>
       </w:r>
@@ -871,7 +964,9 @@
       <w:r>
         <w:rPr>
           <w:rFonts w:ascii="맑은 고딕" w:hAnsi="맑은 고딕" w:eastAsia="맑은 고딕" w:cs="맑은 고딕"/>
-          <w:color w:val="000000"/>
+          <w:b/>
+          <w:color w:val="000000"/>
+          <w:u w:val="single"/>
         </w:rPr>
         <w:t>① 민법 제544조에 의하여 채무불이행을 이유로 계약을 해제하려면, 당해 채무가 계약의 목적 달성에 있어 필요불가결하고 이를 이행하지 아니하면 계약의 목적이 달성되지 아니하여 채권자가 그 계약을 체결하지 아니하였을 것이라고 여겨질 정도의 주된 채무이어야 하고 그렇지 아니한 부수적 채무를 불이행한 데에 지나지 아니한 경우에는 계약을 해제할 수 없다.</w:t>
       </w:r>
@@ -886,6 +981,14 @@
         <w:rPr>
           <w:rFonts w:ascii="맑은 고딕" w:hAnsi="맑은 고딕" w:eastAsia="맑은 고딕" w:cs="맑은 고딕"/>
           <w:color w:val="000000"/>
+        </w:rPr>
+        <w:br/>
+      </w:r>
+      <w:r>
+        <w:rPr>
+          <w:rFonts w:ascii="맑은 고딕" w:hAnsi="맑은 고딕" w:eastAsia="맑은 고딕" w:cs="맑은 고딕"/>
+          <w:color w:val="000000"/>
+          <w:u w:val="single"/>
         </w:rPr>
         <w:t>② 대기환경보전법상의 배출시설설치신고에 필요한 사양서 등 서류의 교부의무는 배출시설설치계약에 있어서 그 설치업자의 주된 채무라 볼 수 없으므로, 이 의무의 불이행을 사유로 한 계약해제는 효력이 없다.</w:t>
       </w:r>

--- a/블로그글작성/판례/대기_대법원_시리즈/판례_대법원2005다53705_사양서를안줬다는이유만으로설치계약을해제할수는없습니다.docx
+++ b/블로그글작성/판례/대기_대법원_시리즈/판례_대법원2005다53705_사양서를안줬다는이유만으로설치계약을해제할수는없습니다.docx
@@ -16,7 +16,7 @@
           <w:color w:val="000000"/>
           <w:sz w:val="30"/>
         </w:rPr>
-        <w:t>사양서를 안 줬다는 이유만으로 배출시설 설치계약을 해제할 수는 없습니다</w:t>
+        <w:t>사양서를 안 줬다는 이유만으로 배출시설 설치계약을 해제할 수는 없습니다. (2005다53705)</w:t>
       </w:r>
     </w:p>
     <w:p>
@@ -47,12 +47,6 @@
         </w:rPr>
         <w:t>○ 도장부스를 설치받은 발주자가 배출시설 설치신고에 필요한 사양서를 받지 못했다는 이유로 계약을 해제한 사건입니다. 대법원은 사양서 등 서류의 교부의무는 계약의 목적 달성에 필요불가결한 주된 채무라고 보기 어렵고, 그 서류가 없어도 신고가 가능하다고 보아 계약해제는 효력이 없다고 판단하였습니다.</w:t>
       </w:r>
-    </w:p>
-    <w:p>
-      <w:pPr>
-        <w:autoSpaceDN w:val="0"/>
-        <w:autoSpaceDE w:val="0"/>
-      </w:pPr>
     </w:p>
     <w:p>
       <w:pPr>
@@ -220,12 +214,6 @@
       <w:pPr>
         <w:autoSpaceDN w:val="0"/>
         <w:autoSpaceDE w:val="0"/>
-      </w:pPr>
-    </w:p>
-    <w:p>
-      <w:pPr>
-        <w:autoSpaceDN w:val="0"/>
-        <w:autoSpaceDE w:val="0"/>
         <w:pStyle w:val="2"/>
       </w:pPr>
       <w:r>
@@ -558,6 +546,139 @@
       <w:pPr>
         <w:autoSpaceDN w:val="0"/>
         <w:autoSpaceDE w:val="0"/>
+        <w:pStyle w:val="2"/>
+        <w:spacing w:before="80"/>
+      </w:pPr>
+      <w:r>
+        <w:rPr>
+          <w:rFonts w:ascii="맑은 고딕" w:hAnsi="맑은 고딕" w:eastAsia="맑은 고딕" w:cs="맑은 고딕"/>
+          <w:color w:val="000000"/>
+        </w:rPr>
+        <w:t>2. 사실관계</w:t>
+      </w:r>
+    </w:p>
+    <w:p>
+      <w:pPr>
+        <w:autoSpaceDN w:val="0"/>
+        <w:autoSpaceDE w:val="0"/>
+      </w:pPr>
+      <w:r>
+        <w:rPr>
+          <w:rFonts w:ascii="맑은 고딕" w:hAnsi="맑은 고딕" w:eastAsia="맑은 고딕" w:cs="맑은 고딕"/>
+          <w:color w:val="000000"/>
+        </w:rPr>
+        <w:t>① 원고는 2004. 1. 6. 피고와 사이에 대금 1,250만 원(부가가치세 별도)에 이 사건 도장부스를 피고의 공장에 설치하여 주기로 하는 계약을 체결하였고, 피고는 같은 날 계약금 200만 원을 지급하였다.</w:t>
+      </w:r>
+      <w:r>
+        <w:rPr>
+          <w:rFonts w:ascii="맑은 고딕" w:hAnsi="맑은 고딕" w:eastAsia="맑은 고딕" w:cs="맑은 고딕"/>
+          <w:color w:val="000000"/>
+        </w:rPr>
+        <w:br/>
+      </w:r>
+      <w:r>
+        <w:rPr>
+          <w:rFonts w:ascii="맑은 고딕" w:hAnsi="맑은 고딕" w:eastAsia="맑은 고딕" w:cs="맑은 고딕"/>
+          <w:color w:val="000000"/>
+        </w:rPr>
+        <w:br/>
+      </w:r>
+      <w:r>
+        <w:rPr>
+          <w:rFonts w:ascii="맑은 고딕" w:hAnsi="맑은 고딕" w:eastAsia="맑은 고딕" w:cs="맑은 고딕"/>
+          <w:color w:val="000000"/>
+        </w:rPr>
+        <w:t>② 원고는 2004. 1. 말경 피고의 공장에 도장부스를 설치하였는데, 그 일부는 중고품이었고 거래명세표에도 ‘중품’이라는 표시가 되어 있었다.</w:t>
+      </w:r>
+      <w:r>
+        <w:rPr>
+          <w:rFonts w:ascii="맑은 고딕" w:hAnsi="맑은 고딕" w:eastAsia="맑은 고딕" w:cs="맑은 고딕"/>
+          <w:color w:val="000000"/>
+        </w:rPr>
+        <w:br/>
+      </w:r>
+      <w:r>
+        <w:rPr>
+          <w:rFonts w:ascii="맑은 고딕" w:hAnsi="맑은 고딕" w:eastAsia="맑은 고딕" w:cs="맑은 고딕"/>
+          <w:color w:val="000000"/>
+        </w:rPr>
+        <w:br/>
+      </w:r>
+      <w:r>
+        <w:rPr>
+          <w:rFonts w:ascii="맑은 고딕" w:hAnsi="맑은 고딕" w:eastAsia="맑은 고딕" w:cs="맑은 고딕"/>
+          <w:color w:val="000000"/>
+        </w:rPr>
+        <w:t>③ 이 사건 도장부스를 가동하려면 대기환경보전법에서 정한 배출시설 설치신고를 하여야 하는데, 피고는 신고를 하지 않은 상태에서 도장부스를 가동하다가 2004. 3. 25. 적발되어 사용중지명령과 벌금 100만 원의 약식명령을 받았다.</w:t>
+      </w:r>
+      <w:r>
+        <w:rPr>
+          <w:rFonts w:ascii="맑은 고딕" w:hAnsi="맑은 고딕" w:eastAsia="맑은 고딕" w:cs="맑은 고딕"/>
+          <w:color w:val="000000"/>
+        </w:rPr>
+        <w:br/>
+      </w:r>
+      <w:r>
+        <w:rPr>
+          <w:rFonts w:ascii="맑은 고딕" w:hAnsi="맑은 고딕" w:eastAsia="맑은 고딕" w:cs="맑은 고딕"/>
+          <w:color w:val="000000"/>
+        </w:rPr>
+        <w:br/>
+      </w:r>
+      <w:r>
+        <w:rPr>
+          <w:rFonts w:ascii="맑은 고딕" w:hAnsi="맑은 고딕" w:eastAsia="맑은 고딕" w:cs="맑은 고딕"/>
+          <w:color w:val="000000"/>
+        </w:rPr>
+        <w:t>④ 피고는 2004. 4. 22.과 2004. 5. 4. 두 차례 내용증명우편으로 사양서 등 신고에 필요한 서류의 교부를 최고하고, 2주 내에 교부하지 않으면 계약을 해제하겠다고 통지하였다.</w:t>
+      </w:r>
+      <w:r>
+        <w:rPr>
+          <w:rFonts w:ascii="맑은 고딕" w:hAnsi="맑은 고딕" w:eastAsia="맑은 고딕" w:cs="맑은 고딕"/>
+          <w:color w:val="000000"/>
+        </w:rPr>
+        <w:br/>
+      </w:r>
+      <w:r>
+        <w:rPr>
+          <w:rFonts w:ascii="맑은 고딕" w:hAnsi="맑은 고딕" w:eastAsia="맑은 고딕" w:cs="맑은 고딕"/>
+          <w:color w:val="000000"/>
+        </w:rPr>
+        <w:br/>
+      </w:r>
+      <w:r>
+        <w:rPr>
+          <w:rFonts w:ascii="맑은 고딕" w:hAnsi="맑은 고딕" w:eastAsia="맑은 고딕" w:cs="맑은 고딕"/>
+          <w:color w:val="000000"/>
+        </w:rPr>
+        <w:t>⑤ 이 사건 계약서에는 신고 서류의 교부에 관한 내용이 전혀 없고, 오히려 특약사항에 ‘환경인허가비 별도’라고 명시되어 있었다.</w:t>
+      </w:r>
+      <w:r>
+        <w:rPr>
+          <w:rFonts w:ascii="맑은 고딕" w:hAnsi="맑은 고딕" w:eastAsia="맑은 고딕" w:cs="맑은 고딕"/>
+          <w:color w:val="000000"/>
+        </w:rPr>
+        <w:br/>
+      </w:r>
+      <w:r>
+        <w:rPr>
+          <w:rFonts w:ascii="맑은 고딕" w:hAnsi="맑은 고딕" w:eastAsia="맑은 고딕" w:cs="맑은 고딕"/>
+          <w:color w:val="000000"/>
+        </w:rPr>
+        <w:br/>
+      </w:r>
+      <w:r>
+        <w:rPr>
+          <w:rFonts w:ascii="맑은 고딕" w:hAnsi="맑은 고딕" w:eastAsia="맑은 고딕" w:cs="맑은 고딕"/>
+          <w:color w:val="000000"/>
+        </w:rPr>
+        <w:t>⑥ 원심은 사양서 등 서류 교부의무를 주된 의무로 보아 계약이 적법하게 해제되었다고 판단하고, 도장부스의 철거와 계약금 반환을 구하는 반소청구를 모두 인용하였다.</w:t>
+      </w:r>
+    </w:p>
+    <w:p>
+      <w:pPr>
+        <w:autoSpaceDN w:val="0"/>
+        <w:autoSpaceDE w:val="0"/>
       </w:pPr>
     </w:p>
     <w:p>
@@ -572,7 +693,7 @@
           <w:rFonts w:ascii="맑은 고딕" w:hAnsi="맑은 고딕" w:eastAsia="맑은 고딕" w:cs="맑은 고딕"/>
           <w:color w:val="000000"/>
         </w:rPr>
-        <w:t>2. 사실관계</w:t>
+        <w:t>3. 쟁점</w:t>
       </w:r>
     </w:p>
     <w:p>
@@ -584,120 +705,10 @@
         <w:rPr>
           <w:rFonts w:ascii="맑은 고딕" w:hAnsi="맑은 고딕" w:eastAsia="맑은 고딕" w:cs="맑은 고딕"/>
           <w:color w:val="000000"/>
-        </w:rPr>
-        <w:t>① 원고는 2004. 1. 6. 피고와 사이에 대금 1,250만 원(부가가치세 별도)에 이 사건 도장부스를 피고의 공장에 설치하여 주기로 하는 계약을 체결하였고, 피고는 같은 날 계약금 200만 원을 지급하였다.</w:t>
-      </w:r>
-      <w:r>
-        <w:rPr>
-          <w:rFonts w:ascii="맑은 고딕" w:hAnsi="맑은 고딕" w:eastAsia="맑은 고딕" w:cs="맑은 고딕"/>
-          <w:color w:val="000000"/>
-        </w:rPr>
-        <w:br/>
-      </w:r>
-      <w:r>
-        <w:rPr>
-          <w:rFonts w:ascii="맑은 고딕" w:hAnsi="맑은 고딕" w:eastAsia="맑은 고딕" w:cs="맑은 고딕"/>
-          <w:color w:val="000000"/>
-        </w:rPr>
-        <w:br/>
-      </w:r>
-      <w:r>
-        <w:rPr>
-          <w:rFonts w:ascii="맑은 고딕" w:hAnsi="맑은 고딕" w:eastAsia="맑은 고딕" w:cs="맑은 고딕"/>
-          <w:color w:val="000000"/>
-        </w:rPr>
-        <w:t>② 원고는 2004. 1. 말경 피고의 공장에 도장부스를 설치하였는데, 그 일부는 중고품이었고 거래명세표에도 ‘중품’이라는 표시가 되어 있었다.</w:t>
-      </w:r>
-      <w:r>
-        <w:rPr>
-          <w:rFonts w:ascii="맑은 고딕" w:hAnsi="맑은 고딕" w:eastAsia="맑은 고딕" w:cs="맑은 고딕"/>
-          <w:color w:val="000000"/>
-        </w:rPr>
-        <w:br/>
-      </w:r>
-      <w:r>
-        <w:rPr>
-          <w:rFonts w:ascii="맑은 고딕" w:hAnsi="맑은 고딕" w:eastAsia="맑은 고딕" w:cs="맑은 고딕"/>
-          <w:color w:val="000000"/>
-        </w:rPr>
-        <w:br/>
-      </w:r>
-      <w:r>
-        <w:rPr>
-          <w:rFonts w:ascii="맑은 고딕" w:hAnsi="맑은 고딕" w:eastAsia="맑은 고딕" w:cs="맑은 고딕"/>
-          <w:color w:val="000000"/>
-        </w:rPr>
-        <w:t>③ 이 사건 도장부스를 가동하려면 대기환경보전법에서 정한 배출시설 설치신고를 하여야 하는데, 피고는 신고를 하지 않은 상태에서 도장부스를 가동하다가 2004. 3. 25. 적발되어 사용중지명령과 벌금 100만 원의 약식명령을 받았다.</w:t>
-      </w:r>
-      <w:r>
-        <w:rPr>
-          <w:rFonts w:ascii="맑은 고딕" w:hAnsi="맑은 고딕" w:eastAsia="맑은 고딕" w:cs="맑은 고딕"/>
-          <w:color w:val="000000"/>
-        </w:rPr>
-        <w:br/>
-      </w:r>
-      <w:r>
-        <w:rPr>
-          <w:rFonts w:ascii="맑은 고딕" w:hAnsi="맑은 고딕" w:eastAsia="맑은 고딕" w:cs="맑은 고딕"/>
-          <w:color w:val="000000"/>
-        </w:rPr>
-        <w:br/>
-      </w:r>
-      <w:r>
-        <w:rPr>
-          <w:rFonts w:ascii="맑은 고딕" w:hAnsi="맑은 고딕" w:eastAsia="맑은 고딕" w:cs="맑은 고딕"/>
-          <w:color w:val="000000"/>
-        </w:rPr>
-        <w:t>④ 피고는 2004. 4. 22.과 2004. 5. 4. 두 차례 내용증명우편으로 사양서 등 신고에 필요한 서류의 교부를 최고하고, 2주 내에 교부하지 않으면 계약을 해제하겠다고 통지하였다.</w:t>
-      </w:r>
-      <w:r>
-        <w:rPr>
-          <w:rFonts w:ascii="맑은 고딕" w:hAnsi="맑은 고딕" w:eastAsia="맑은 고딕" w:cs="맑은 고딕"/>
-          <w:color w:val="000000"/>
-        </w:rPr>
-        <w:br/>
-      </w:r>
-      <w:r>
-        <w:rPr>
-          <w:rFonts w:ascii="맑은 고딕" w:hAnsi="맑은 고딕" w:eastAsia="맑은 고딕" w:cs="맑은 고딕"/>
-          <w:color w:val="000000"/>
-        </w:rPr>
-        <w:br/>
-      </w:r>
-      <w:r>
-        <w:rPr>
-          <w:rFonts w:ascii="맑은 고딕" w:hAnsi="맑은 고딕" w:eastAsia="맑은 고딕" w:cs="맑은 고딕"/>
-          <w:color w:val="000000"/>
-        </w:rPr>
-        <w:t>⑤ 이 사건 계약서에는 신고 서류의 교부에 관한 내용이 전혀 없고, 오히려 특약사항에 ‘환경인허가비 별도’라고 명시되어 있었다.</w:t>
-      </w:r>
-      <w:r>
-        <w:rPr>
-          <w:rFonts w:ascii="맑은 고딕" w:hAnsi="맑은 고딕" w:eastAsia="맑은 고딕" w:cs="맑은 고딕"/>
-          <w:color w:val="000000"/>
-        </w:rPr>
-        <w:br/>
-      </w:r>
-      <w:r>
-        <w:rPr>
-          <w:rFonts w:ascii="맑은 고딕" w:hAnsi="맑은 고딕" w:eastAsia="맑은 고딕" w:cs="맑은 고딕"/>
-          <w:color w:val="000000"/>
-        </w:rPr>
-        <w:br/>
-      </w:r>
-      <w:r>
-        <w:rPr>
-          <w:rFonts w:ascii="맑은 고딕" w:hAnsi="맑은 고딕" w:eastAsia="맑은 고딕" w:cs="맑은 고딕"/>
-          <w:color w:val="000000"/>
-        </w:rPr>
-        <w:t>⑥ 원심은 사양서 등 서류 교부의무를 주된 의무로 보아 계약이 적법하게 해제되었다고 판단하고, 도장부스의 철거와 계약금 반환을 구하는 반소청구를 모두 인용하였다.</w:t>
-      </w:r>
-    </w:p>
-    <w:p>
-      <w:pPr>
-        <w:autoSpaceDN w:val="0"/>
-        <w:autoSpaceDE w:val="0"/>
-      </w:pPr>
+          <w:u w:val="single"/>
+        </w:rPr>
+        <w:t>이 사건의 쟁점은, 대기환경보전법상의 배출시설 설치신고에 필요한 사양서 등 서류의 교부의무가 배출시설 설치계약에서 설치업자의 주된 채무인지 부수적 채무인지 여부와, 그 불이행을 사유로 한 계약해제가 효력이 있는지 여부이다.</w:t>
+      </w:r>
     </w:p>
     <w:p>
       <w:pPr>
@@ -717,7 +728,7 @@
           <w:rFonts w:ascii="맑은 고딕" w:hAnsi="맑은 고딕" w:eastAsia="맑은 고딕" w:cs="맑은 고딕"/>
           <w:color w:val="000000"/>
         </w:rPr>
-        <w:t>3. 쟁점</w:t>
+        <w:t>4. 판단</w:t>
       </w:r>
     </w:p>
     <w:p>
@@ -729,16 +740,164 @@
         <w:rPr>
           <w:rFonts w:ascii="맑은 고딕" w:hAnsi="맑은 고딕" w:eastAsia="맑은 고딕" w:cs="맑은 고딕"/>
           <w:color w:val="000000"/>
+        </w:rPr>
+        <w:t>① 원심의 판단 원심은 도장부스를 가동하기 위해서는 배출시설 설치신고를 하여야 하는 이상 원고의 의무에는 신고에 필요한 서류를 교부하는 것도 포함되고, 이러한 의무가 주된 의무임을 전제로 이 사건 계약이 적법하게 해제되었다고 판단하였다.</w:t>
+      </w:r>
+      <w:r>
+        <w:rPr>
+          <w:rFonts w:ascii="맑은 고딕" w:hAnsi="맑은 고딕" w:eastAsia="맑은 고딕" w:cs="맑은 고딕"/>
+          <w:color w:val="000000"/>
+        </w:rPr>
+        <w:br/>
+      </w:r>
+      <w:r>
+        <w:rPr>
+          <w:rFonts w:ascii="맑은 고딕" w:hAnsi="맑은 고딕" w:eastAsia="맑은 고딕" w:cs="맑은 고딕"/>
+          <w:color w:val="000000"/>
+        </w:rPr>
+        <w:br/>
+      </w:r>
+      <w:r>
+        <w:rPr>
+          <w:rFonts w:ascii="맑은 고딕" w:hAnsi="맑은 고딕" w:eastAsia="맑은 고딕" w:cs="맑은 고딕"/>
+          <w:color w:val="000000"/>
+        </w:rPr>
+        <w:t>② 대법원의 판단 원고에게 사양서 등의 서류를 교부할 의무가 있다고 하더라도, 그러한 의무가 주된 의무라는 원심의 판단은 다음과 같은 이유에서 수긍하기 어렵다.</w:t>
+      </w:r>
+      <w:r>
+        <w:rPr>
+          <w:rFonts w:ascii="맑은 고딕" w:hAnsi="맑은 고딕" w:eastAsia="맑은 고딕" w:cs="맑은 고딕"/>
+          <w:color w:val="000000"/>
+        </w:rPr>
+        <w:br/>
+      </w:r>
+      <w:r>
+        <w:rPr>
+          <w:rFonts w:ascii="맑은 고딕" w:hAnsi="맑은 고딕" w:eastAsia="맑은 고딕" w:cs="맑은 고딕"/>
+          <w:color w:val="000000"/>
+        </w:rPr>
+        <w:br/>
+      </w:r>
+      <w:r>
+        <w:rPr>
+          <w:rFonts w:ascii="맑은 고딕" w:hAnsi="맑은 고딕" w:eastAsia="맑은 고딕" w:cs="맑은 고딕"/>
+          <w:b/>
+          <w:color w:val="000000"/>
           <w:u w:val="single"/>
         </w:rPr>
-        <w:t>이 사건의 쟁점은, 대기환경보전법상의 배출시설 설치신고에 필요한 사양서 등 서류의 교부의무가 배출시설 설치계약에서 설치업자의 주된 채무인지 부수적 채무인지 여부와, 그 불이행을 사유로 한 계약해제가 효력이 있는지 여부이다.</w:t>
-      </w:r>
-    </w:p>
-    <w:p>
-      <w:pPr>
-        <w:autoSpaceDN w:val="0"/>
-        <w:autoSpaceDE w:val="0"/>
-      </w:pPr>
+        <w:t>③ 민법 제544조에 의하여 채무불이행을 이유로 계약을 해제하려면, 당해 채무가 계약의 목적 달성에 있어 필요불가결하고 이를 이행하지 아니하면 계약의 목적이 달성되지 아니하여 채권자가 그 계약을 체결하지 아니하였을 것이라고 여겨질 정도의 주된 채무이어야 하고, 그렇지 아니한 부수적 채무를 불이행한 데에 지나지 아니한 경우에는 계약을 해제할 수 없다.</w:t>
+      </w:r>
+      <w:r>
+        <w:rPr>
+          <w:rFonts w:ascii="맑은 고딕" w:hAnsi="맑은 고딕" w:eastAsia="맑은 고딕" w:cs="맑은 고딕"/>
+          <w:color w:val="000000"/>
+        </w:rPr>
+        <w:br/>
+      </w:r>
+      <w:r>
+        <w:rPr>
+          <w:rFonts w:ascii="맑은 고딕" w:hAnsi="맑은 고딕" w:eastAsia="맑은 고딕" w:cs="맑은 고딕"/>
+          <w:color w:val="000000"/>
+        </w:rPr>
+        <w:br/>
+      </w:r>
+      <w:r>
+        <w:rPr>
+          <w:rFonts w:ascii="맑은 고딕" w:hAnsi="맑은 고딕" w:eastAsia="맑은 고딕" w:cs="맑은 고딕"/>
+          <w:b/>
+          <w:color w:val="000000"/>
+          <w:u w:val="single"/>
+        </w:rPr>
+        <w:t>④ 계약상의 의무 가운데 주된 채무와 부수적 채무를 구별함에 있어서는 급부의 독립된 가치와는 관계없이 계약을 체결할 때 표명되었거나 그 당시 상황으로 보아 분명하게 객관적으로 나타난 당사자의 합리적 의사에 의하여 결정하되, 계약의 내용·목적·불이행의 결과 등의 여러 사정을 고려하여야 한다.</w:t>
+      </w:r>
+      <w:r>
+        <w:rPr>
+          <w:rFonts w:ascii="맑은 고딕" w:hAnsi="맑은 고딕" w:eastAsia="맑은 고딕" w:cs="맑은 고딕"/>
+          <w:color w:val="000000"/>
+        </w:rPr>
+        <w:br/>
+      </w:r>
+      <w:r>
+        <w:rPr>
+          <w:rFonts w:ascii="맑은 고딕" w:hAnsi="맑은 고딕" w:eastAsia="맑은 고딕" w:cs="맑은 고딕"/>
+          <w:color w:val="000000"/>
+        </w:rPr>
+        <w:br/>
+      </w:r>
+      <w:r>
+        <w:rPr>
+          <w:rFonts w:ascii="맑은 고딕" w:hAnsi="맑은 고딕" w:eastAsia="맑은 고딕" w:cs="맑은 고딕"/>
+          <w:color w:val="000000"/>
+        </w:rPr>
+        <w:t>⑤ 이 사건 계약서에는 설치신고에 필요한 서류의 교부에 관한 내용이 전혀 없고 오히려 ‘환경인허가비 별도’라고 명시되어 있으며, 설치된 도장부스의 일부가 중고품이고, 피고가 잔금 지급을 요구받기 전까지 서류 교부를 요구하였다고 볼 자료도 없으므로, 이 사건 계약에서 사양서 등의 서류를 제공할 의무를 주된 의무로 삼지 아니한 것으로 보인다.</w:t>
+      </w:r>
+      <w:r>
+        <w:rPr>
+          <w:rFonts w:ascii="맑은 고딕" w:hAnsi="맑은 고딕" w:eastAsia="맑은 고딕" w:cs="맑은 고딕"/>
+          <w:color w:val="000000"/>
+        </w:rPr>
+        <w:br/>
+      </w:r>
+      <w:r>
+        <w:rPr>
+          <w:rFonts w:ascii="맑은 고딕" w:hAnsi="맑은 고딕" w:eastAsia="맑은 고딕" w:cs="맑은 고딕"/>
+          <w:color w:val="000000"/>
+        </w:rPr>
+        <w:br/>
+      </w:r>
+      <w:r>
+        <w:rPr>
+          <w:rFonts w:ascii="맑은 고딕" w:hAnsi="맑은 고딕" w:eastAsia="맑은 고딕" w:cs="맑은 고딕"/>
+          <w:color w:val="000000"/>
+        </w:rPr>
+        <w:t>⑥ 또한 대기환경보전법령상 배출시설 설치신고에 필요한 첨부서류는 배출시설 및 방지시설의 설치내역서, 방지시설의 일반도, 방지시설의 연간 유지관리계획서 등이므로, 도장부스가 고도의 정밀성을 요하고 복잡한 제품이라는 등의 특별한 사정이 없는 한 피고가 스스로 또는 다른 전문가의 도움을 받아 작성하여 첨부할 수 있는 서류들로 보인다.</w:t>
+      </w:r>
+      <w:r>
+        <w:rPr>
+          <w:rFonts w:ascii="맑은 고딕" w:hAnsi="맑은 고딕" w:eastAsia="맑은 고딕" w:cs="맑은 고딕"/>
+          <w:color w:val="000000"/>
+        </w:rPr>
+        <w:br/>
+      </w:r>
+      <w:r>
+        <w:rPr>
+          <w:rFonts w:ascii="맑은 고딕" w:hAnsi="맑은 고딕" w:eastAsia="맑은 고딕" w:cs="맑은 고딕"/>
+          <w:color w:val="000000"/>
+        </w:rPr>
+        <w:br/>
+      </w:r>
+      <w:r>
+        <w:rPr>
+          <w:rFonts w:ascii="맑은 고딕" w:hAnsi="맑은 고딕" w:eastAsia="맑은 고딕" w:cs="맑은 고딕"/>
+          <w:b/>
+          <w:color w:val="000000"/>
+          <w:u w:val="single"/>
+        </w:rPr>
+        <w:t>⑦ 실제로 다른 업체들도 도장부스의 구체적인 세부사양서가 없어도 실물을 조사하여 배출시설 설치신고를 할 수 있다고 확인하고 있고, 계약서에 도장부스의 규격이 표시되어 있으며 도장부스 자체에도 제원이 어느 정도 기재되어 있다.</w:t>
+      </w:r>
+      <w:r>
+        <w:rPr>
+          <w:rFonts w:ascii="맑은 고딕" w:hAnsi="맑은 고딕" w:eastAsia="맑은 고딕" w:cs="맑은 고딕"/>
+          <w:color w:val="000000"/>
+        </w:rPr>
+        <w:br/>
+      </w:r>
+      <w:r>
+        <w:rPr>
+          <w:rFonts w:ascii="맑은 고딕" w:hAnsi="맑은 고딕" w:eastAsia="맑은 고딕" w:cs="맑은 고딕"/>
+          <w:color w:val="000000"/>
+        </w:rPr>
+        <w:br/>
+      </w:r>
+      <w:r>
+        <w:rPr>
+          <w:rFonts w:ascii="맑은 고딕" w:hAnsi="맑은 고딕" w:eastAsia="맑은 고딕" w:cs="맑은 고딕"/>
+          <w:b/>
+          <w:color w:val="000000"/>
+          <w:u w:val="single"/>
+        </w:rPr>
+        <w:t>⑧ 그렇다면 사양서 등의 서류 교부의무는 계약의 목적 달성에 필요불가결한 정도에는 이르지 아니하는데도, 원심은 그 특별한 사정을 조사하지 아니한 채 계약해제 주장을 받아들였으니 배출시설 설치신고의 첨부서류 내지 계약해제에 관한 법리를 오해한 위법이 있다.</w:t>
+      </w:r>
     </w:p>
     <w:p>
       <w:pPr>
@@ -758,7 +917,7 @@
           <w:rFonts w:ascii="맑은 고딕" w:hAnsi="맑은 고딕" w:eastAsia="맑은 고딕" w:cs="맑은 고딕"/>
           <w:color w:val="000000"/>
         </w:rPr>
-        <w:t>4. 판단</w:t>
+        <w:t>5. 판결요지</w:t>
       </w:r>
     </w:p>
     <w:p>
@@ -769,9 +928,11 @@
       <w:r>
         <w:rPr>
           <w:rFonts w:ascii="맑은 고딕" w:hAnsi="맑은 고딕" w:eastAsia="맑은 고딕" w:cs="맑은 고딕"/>
-          <w:color w:val="000000"/>
-        </w:rPr>
-        <w:t>① 원심의 판단 원심은 도장부스를 가동하기 위해서는 배출시설 설치신고를 하여야 하는 이상 원고의 의무에는 신고에 필요한 서류를 교부하는 것도 포함되고, 이러한 의무가 주된 의무임을 전제로 이 사건 계약이 적법하게 해제되었다고 판단하였다.</w:t>
+          <w:b/>
+          <w:color w:val="000000"/>
+          <w:u w:val="single"/>
+        </w:rPr>
+        <w:t>① 민법 제544조에 의하여 채무불이행을 이유로 계약을 해제하려면, 당해 채무가 계약의 목적 달성에 있어 필요불가결하고 이를 이행하지 아니하면 계약의 목적이 달성되지 아니하여 채권자가 그 계약을 체결하지 아니하였을 것이라고 여겨질 정도의 주된 채무이어야 하고 그렇지 아니한 부수적 채무를 불이행한 데에 지나지 아니한 경우에는 계약을 해제할 수 없다.</w:t>
       </w:r>
       <w:r>
         <w:rPr>
@@ -791,213 +952,10 @@
         <w:rPr>
           <w:rFonts w:ascii="맑은 고딕" w:hAnsi="맑은 고딕" w:eastAsia="맑은 고딕" w:cs="맑은 고딕"/>
           <w:color w:val="000000"/>
-        </w:rPr>
-        <w:t>② 대법원의 판단 원고에게 사양서 등의 서류를 교부할 의무가 있다고 하더라도, 그러한 의무가 주된 의무라는 원심의 판단은 다음과 같은 이유에서 수긍하기 어렵다.</w:t>
-      </w:r>
-      <w:r>
-        <w:rPr>
-          <w:rFonts w:ascii="맑은 고딕" w:hAnsi="맑은 고딕" w:eastAsia="맑은 고딕" w:cs="맑은 고딕"/>
-          <w:color w:val="000000"/>
-        </w:rPr>
-        <w:br/>
-      </w:r>
-      <w:r>
-        <w:rPr>
-          <w:rFonts w:ascii="맑은 고딕" w:hAnsi="맑은 고딕" w:eastAsia="맑은 고딕" w:cs="맑은 고딕"/>
-          <w:color w:val="000000"/>
-        </w:rPr>
-        <w:br/>
-      </w:r>
-      <w:r>
-        <w:rPr>
-          <w:rFonts w:ascii="맑은 고딕" w:hAnsi="맑은 고딕" w:eastAsia="맑은 고딕" w:cs="맑은 고딕"/>
-          <w:b/>
-          <w:color w:val="000000"/>
           <w:u w:val="single"/>
         </w:rPr>
-        <w:t>③ 민법 제544조에 의하여 채무불이행을 이유로 계약을 해제하려면, 당해 채무가 계약의 목적 달성에 있어 필요불가결하고 이를 이행하지 아니하면 계약의 목적이 달성되지 아니하여 채권자가 그 계약을 체결하지 아니하였을 것이라고 여겨질 정도의 주된 채무이어야 하고, 그렇지 아니한 부수적 채무를 불이행한 데에 지나지 아니한 경우에는 계약을 해제할 수 없다.</w:t>
-      </w:r>
-      <w:r>
-        <w:rPr>
-          <w:rFonts w:ascii="맑은 고딕" w:hAnsi="맑은 고딕" w:eastAsia="맑은 고딕" w:cs="맑은 고딕"/>
-          <w:color w:val="000000"/>
-        </w:rPr>
-        <w:br/>
-      </w:r>
-      <w:r>
-        <w:rPr>
-          <w:rFonts w:ascii="맑은 고딕" w:hAnsi="맑은 고딕" w:eastAsia="맑은 고딕" w:cs="맑은 고딕"/>
-          <w:color w:val="000000"/>
-        </w:rPr>
-        <w:br/>
-      </w:r>
-      <w:r>
-        <w:rPr>
-          <w:rFonts w:ascii="맑은 고딕" w:hAnsi="맑은 고딕" w:eastAsia="맑은 고딕" w:cs="맑은 고딕"/>
-          <w:b/>
-          <w:color w:val="000000"/>
-          <w:u w:val="single"/>
-        </w:rPr>
-        <w:t>④ 계약상의 의무 가운데 주된 채무와 부수적 채무를 구별함에 있어서는 급부의 독립된 가치와는 관계없이 계약을 체결할 때 표명되었거나 그 당시 상황으로 보아 분명하게 객관적으로 나타난 당사자의 합리적 의사에 의하여 결정하되, 계약의 내용·목적·불이행의 결과 등의 여러 사정을 고려하여야 한다.</w:t>
-      </w:r>
-      <w:r>
-        <w:rPr>
-          <w:rFonts w:ascii="맑은 고딕" w:hAnsi="맑은 고딕" w:eastAsia="맑은 고딕" w:cs="맑은 고딕"/>
-          <w:color w:val="000000"/>
-        </w:rPr>
-        <w:br/>
-      </w:r>
-      <w:r>
-        <w:rPr>
-          <w:rFonts w:ascii="맑은 고딕" w:hAnsi="맑은 고딕" w:eastAsia="맑은 고딕" w:cs="맑은 고딕"/>
-          <w:color w:val="000000"/>
-        </w:rPr>
-        <w:br/>
-      </w:r>
-      <w:r>
-        <w:rPr>
-          <w:rFonts w:ascii="맑은 고딕" w:hAnsi="맑은 고딕" w:eastAsia="맑은 고딕" w:cs="맑은 고딕"/>
-          <w:color w:val="000000"/>
-        </w:rPr>
-        <w:t>⑤ 이 사건 계약서에는 설치신고에 필요한 서류의 교부에 관한 내용이 전혀 없고 오히려 ‘환경인허가비 별도’라고 명시되어 있으며, 설치된 도장부스의 일부가 중고품이고, 피고가 잔금 지급을 요구받기 전까지 서류 교부를 요구하였다고 볼 자료도 없으므로, 이 사건 계약에서 사양서 등의 서류를 제공할 의무를 주된 의무로 삼지 아니한 것으로 보인다.</w:t>
-      </w:r>
-      <w:r>
-        <w:rPr>
-          <w:rFonts w:ascii="맑은 고딕" w:hAnsi="맑은 고딕" w:eastAsia="맑은 고딕" w:cs="맑은 고딕"/>
-          <w:color w:val="000000"/>
-        </w:rPr>
-        <w:br/>
-      </w:r>
-      <w:r>
-        <w:rPr>
-          <w:rFonts w:ascii="맑은 고딕" w:hAnsi="맑은 고딕" w:eastAsia="맑은 고딕" w:cs="맑은 고딕"/>
-          <w:color w:val="000000"/>
-        </w:rPr>
-        <w:br/>
-      </w:r>
-      <w:r>
-        <w:rPr>
-          <w:rFonts w:ascii="맑은 고딕" w:hAnsi="맑은 고딕" w:eastAsia="맑은 고딕" w:cs="맑은 고딕"/>
-          <w:color w:val="000000"/>
-        </w:rPr>
-        <w:t>⑥ 또한 대기환경보전법령상 배출시설 설치신고에 필요한 첨부서류는 배출시설 및 방지시설의 설치내역서, 방지시설의 일반도, 방지시설의 연간 유지관리계획서 등이므로, 도장부스가 고도의 정밀성을 요하고 복잡한 제품이라는 등의 특별한 사정이 없는 한 피고가 스스로 또는 다른 전문가의 도움을 받아 작성하여 첨부할 수 있는 서류들로 보인다.</w:t>
-      </w:r>
-      <w:r>
-        <w:rPr>
-          <w:rFonts w:ascii="맑은 고딕" w:hAnsi="맑은 고딕" w:eastAsia="맑은 고딕" w:cs="맑은 고딕"/>
-          <w:color w:val="000000"/>
-        </w:rPr>
-        <w:br/>
-      </w:r>
-      <w:r>
-        <w:rPr>
-          <w:rFonts w:ascii="맑은 고딕" w:hAnsi="맑은 고딕" w:eastAsia="맑은 고딕" w:cs="맑은 고딕"/>
-          <w:color w:val="000000"/>
-        </w:rPr>
-        <w:br/>
-      </w:r>
-      <w:r>
-        <w:rPr>
-          <w:rFonts w:ascii="맑은 고딕" w:hAnsi="맑은 고딕" w:eastAsia="맑은 고딕" w:cs="맑은 고딕"/>
-          <w:b/>
-          <w:color w:val="000000"/>
-          <w:u w:val="single"/>
-        </w:rPr>
-        <w:t>⑦ 실제로 다른 업체들도 도장부스의 구체적인 세부사양서가 없어도 실물을 조사하여 배출시설 설치신고를 할 수 있다고 확인하고 있고, 계약서에 도장부스의 규격이 표시되어 있으며 도장부스 자체에도 제원이 어느 정도 기재되어 있다.</w:t>
-      </w:r>
-      <w:r>
-        <w:rPr>
-          <w:rFonts w:ascii="맑은 고딕" w:hAnsi="맑은 고딕" w:eastAsia="맑은 고딕" w:cs="맑은 고딕"/>
-          <w:color w:val="000000"/>
-        </w:rPr>
-        <w:br/>
-      </w:r>
-      <w:r>
-        <w:rPr>
-          <w:rFonts w:ascii="맑은 고딕" w:hAnsi="맑은 고딕" w:eastAsia="맑은 고딕" w:cs="맑은 고딕"/>
-          <w:color w:val="000000"/>
-        </w:rPr>
-        <w:br/>
-      </w:r>
-      <w:r>
-        <w:rPr>
-          <w:rFonts w:ascii="맑은 고딕" w:hAnsi="맑은 고딕" w:eastAsia="맑은 고딕" w:cs="맑은 고딕"/>
-          <w:b/>
-          <w:color w:val="000000"/>
-          <w:u w:val="single"/>
-        </w:rPr>
-        <w:t>⑧ 그렇다면 사양서 등의 서류 교부의무는 계약의 목적 달성에 필요불가결한 정도에는 이르지 아니하는데도, 원심은 그 특별한 사정을 조사하지 아니한 채 계약해제 주장을 받아들였으니 배출시설 설치신고의 첨부서류 내지 계약해제에 관한 법리를 오해한 위법이 있다.</w:t>
-      </w:r>
-    </w:p>
-    <w:p>
-      <w:pPr>
-        <w:autoSpaceDN w:val="0"/>
-        <w:autoSpaceDE w:val="0"/>
-      </w:pPr>
-    </w:p>
-    <w:p>
-      <w:pPr>
-        <w:autoSpaceDN w:val="0"/>
-        <w:autoSpaceDE w:val="0"/>
-      </w:pPr>
-    </w:p>
-    <w:p>
-      <w:pPr>
-        <w:autoSpaceDN w:val="0"/>
-        <w:autoSpaceDE w:val="0"/>
-        <w:pStyle w:val="2"/>
-        <w:spacing w:before="80"/>
-      </w:pPr>
-      <w:r>
-        <w:rPr>
-          <w:rFonts w:ascii="맑은 고딕" w:hAnsi="맑은 고딕" w:eastAsia="맑은 고딕" w:cs="맑은 고딕"/>
-          <w:color w:val="000000"/>
-        </w:rPr>
-        <w:t>5. 판결요지</w:t>
-      </w:r>
-    </w:p>
-    <w:p>
-      <w:pPr>
-        <w:autoSpaceDN w:val="0"/>
-        <w:autoSpaceDE w:val="0"/>
-      </w:pPr>
-      <w:r>
-        <w:rPr>
-          <w:rFonts w:ascii="맑은 고딕" w:hAnsi="맑은 고딕" w:eastAsia="맑은 고딕" w:cs="맑은 고딕"/>
-          <w:b/>
-          <w:color w:val="000000"/>
-          <w:u w:val="single"/>
-        </w:rPr>
-        <w:t>① 민법 제544조에 의하여 채무불이행을 이유로 계약을 해제하려면, 당해 채무가 계약의 목적 달성에 있어 필요불가결하고 이를 이행하지 아니하면 계약의 목적이 달성되지 아니하여 채권자가 그 계약을 체결하지 아니하였을 것이라고 여겨질 정도의 주된 채무이어야 하고 그렇지 아니한 부수적 채무를 불이행한 데에 지나지 아니한 경우에는 계약을 해제할 수 없다.</w:t>
-      </w:r>
-      <w:r>
-        <w:rPr>
-          <w:rFonts w:ascii="맑은 고딕" w:hAnsi="맑은 고딕" w:eastAsia="맑은 고딕" w:cs="맑은 고딕"/>
-          <w:color w:val="000000"/>
-        </w:rPr>
-        <w:br/>
-      </w:r>
-      <w:r>
-        <w:rPr>
-          <w:rFonts w:ascii="맑은 고딕" w:hAnsi="맑은 고딕" w:eastAsia="맑은 고딕" w:cs="맑은 고딕"/>
-          <w:color w:val="000000"/>
-        </w:rPr>
-        <w:br/>
-      </w:r>
-      <w:r>
-        <w:rPr>
-          <w:rFonts w:ascii="맑은 고딕" w:hAnsi="맑은 고딕" w:eastAsia="맑은 고딕" w:cs="맑은 고딕"/>
-          <w:color w:val="000000"/>
-          <w:u w:val="single"/>
-        </w:rPr>
         <w:t>② 대기환경보전법상의 배출시설설치신고에 필요한 사양서 등 서류의 교부의무는 배출시설설치계약에 있어서 그 설치업자의 주된 채무라 볼 수 없으므로, 이 의무의 불이행을 사유로 한 계약해제는 효력이 없다.</w:t>
       </w:r>
-    </w:p>
-    <w:p>
-      <w:pPr>
-        <w:autoSpaceDN w:val="0"/>
-        <w:autoSpaceDE w:val="0"/>
-      </w:pPr>
     </w:p>
     <w:p>
       <w:pPr>
